--- a/_site/posts/Tarea pizza/Mantener el sabor del café está en sus manos.docx
+++ b/_site/posts/Tarea pizza/Mantener el sabor del café está en sus manos.docx
@@ -7,7 +7,7 @@
         <w:pStyle w:val="Title"/>
       </w:pPr>
       <w:r>
-        <w:t xml:space="preserve">Evaluación de ecoeficiencia en cafetales de Veracruz</w:t>
+        <w:t xml:space="preserve">El futuro del café en sus manos</w:t>
       </w:r>
     </w:p>
     <w:p>
@@ -15,7 +15,7 @@
         <w:pStyle w:val="Subtitle"/>
       </w:pPr>
       <w:r>
-        <w:t xml:space="preserve">Análisis combinado de LCA + DEA</w:t>
+        <w:t xml:space="preserve">Orígenes, características y producción de café</w:t>
       </w:r>
     </w:p>
     <w:p>

--- a/_site/posts/Tarea pizza/Mantener el sabor del café está en sus manos.docx
+++ b/_site/posts/Tarea pizza/Mantener el sabor del café está en sus manos.docx
@@ -31,7 +31,7 @@
         <w:pStyle w:val="Date"/>
       </w:pPr>
       <w:r>
-        <w:t xml:space="preserve">Friday, May 30, 2025</w:t>
+        <w:t xml:space="preserve">Friday, June 6, 2025</w:t>
       </w:r>
     </w:p>
     <w:p>

--- a/_site/posts/Tarea pizza/Mantener el sabor del café está en sus manos.docx
+++ b/_site/posts/Tarea pizza/Mantener el sabor del café está en sus manos.docx
@@ -47,7 +47,7 @@
         <w:pStyle w:val="Abstract"/>
       </w:pPr>
       <w:r>
-        <w:t xml:space="preserve">Este estudio evaluó la ecoeficiencia en la producción de café en Veracruz, buscando la mejora de sus recursos y reducción de los costos mediante las mejores prácticas. El café, un ritual global, conecta a millones diariamente. Proveniente de la familia Rubiaceae, el cafeto prospera en condiciones tropicales específicas, a altitudes de 500 a 1,800 m. Sus cerezas vibrantes se transforman en granos tras un proceso meticuloso. En México, 12 estados, incluidos Chiapas, Veracruz y Oaxaca, cultivan café, principalmente por 25 millones de pequeños productores. Las hojas perennes y flores con aroma a jazmín del cafeto resaltan su encanto. Este trabajo promoverá la sostenibilidad en el sector cafetalero de Veracruz, adaptándose a su contexto socioeconómico y ambiental único.</w:t>
+        <w:t xml:space="preserve">Este estudio evaluó la ecoeficiencia en la producción de café en Veracruz, buscando la mejora de sus recursos y reducción de los costos mediante las mejores prácticas. El café, un ritual global, conecta a millones diariamente. Proveniente de la familia Rubiaceae, el cafeto prospera en condiciones tropicales específicas, a altitudes de 500 a 1,800 m.</w:t>
       </w:r>
     </w:p>
     <w:bookmarkStart w:id="38" w:name="café-una-bebida-que-une-al-mundo"/>
@@ -78,14 +78,14 @@
       <w:r>
         <w:drawing>
           <wp:inline>
-            <wp:extent cx="3492500" cy="2324100"/>
+            <wp:extent cx="4067175" cy="3050381"/>
             <wp:effectExtent b="0" l="0" r="0" t="0"/>
             <wp:docPr descr="" title="" id="21" name="Picture"/>
             <a:graphic>
               <a:graphicData uri="http://schemas.openxmlformats.org/drawingml/2006/picture">
                 <pic:pic>
                   <pic:nvPicPr>
-                    <pic:cNvPr descr="../..\posts/Imagenes%20ok/tarea%20pizza/1%20corazon%20de%20cafe.jpeg" id="22" name="Picture"/>
+                    <pic:cNvPr descr="images/cafe%20y%20el%20mundo%20NUEVO.jpg" id="22" name="Picture"/>
                     <pic:cNvPicPr>
                       <a:picLocks noChangeArrowheads="1" noChangeAspect="1"/>
                     </pic:cNvPicPr>
@@ -99,7 +99,7 @@
                   <pic:spPr bwMode="auto">
                     <a:xfrm>
                       <a:off x="0" y="0"/>
-                      <a:ext cx="3492500" cy="2324100"/>
+                      <a:ext cx="4067175" cy="3050381"/>
                     </a:xfrm>
                     <a:prstGeom prst="rect">
                       <a:avLst/>
@@ -534,7 +534,7 @@
         <w:t xml:space="preserve"> </w:t>
       </w:r>
       <w:r>
-        <w:t xml:space="preserve">(Escamilla-Prado et al. 2021)</w:t>
+        <w:t xml:space="preserve">(Escamilla-Prado et al. 2021a)</w:t>
       </w:r>
       <w:r>
         <w:t xml:space="preserve">.</w:t>
@@ -601,6 +601,79 @@
       </w:pPr>
       <w:r>
         <w:t xml:space="preserve">Secretaría de Agricultura y Desarrollo Rural de México (2024).</w:t>
+      </w:r>
+    </w:p>
+    <w:p>
+      <w:pPr>
+        <w:pStyle w:val="BodyText"/>
+      </w:pPr>
+      <w:r>
+        <w:t xml:space="preserve">Sus cerezas vibrantes se transforman en granos tras un proceso meticuloso. En México, 12 estados, incluidos Chiapas, Veracruz y Oaxaca, cultivan café, principalmente por 25 millones de pequeños productores. Las hojas perennes y flores con aroma a jazmín del cafeto resaltan su encanto. Este trabajo promoverá la sostenibilidad en el sector cafetalero de Veracruz, adaptándose a su contexto socioeconómico y ambiental único.</w:t>
+      </w:r>
+    </w:p>
+    <w:p>
+      <w:pPr>
+        <w:pStyle w:val="BodyText"/>
+      </w:pPr>
+      <w:r>
+        <w:t xml:space="preserve">En México hay 15 estados productores de café; al sur del país, </w:t>
+      </w:r>
+      <w:r>
+        <w:rPr>
+          <w:b/>
+          <w:bCs/>
+        </w:rPr>
+        <w:t xml:space="preserve">Chiapas</w:t>
+      </w:r>
+      <w:r>
+        <w:t xml:space="preserve"> es el principal estado productor, aporta </w:t>
+      </w:r>
+      <w:r>
+        <w:rPr>
+          <w:b/>
+          <w:bCs/>
+        </w:rPr>
+        <w:t xml:space="preserve">41.0%</w:t>
+      </w:r>
+      <w:r>
+        <w:t xml:space="preserve"> del volumen nacional, seguido por </w:t>
+      </w:r>
+      <w:r>
+        <w:rPr>
+          <w:b/>
+          <w:bCs/>
+        </w:rPr>
+        <w:t xml:space="preserve">Veracruz</w:t>
+      </w:r>
+      <w:r>
+        <w:t xml:space="preserve"> (24.0%) y </w:t>
+      </w:r>
+      <w:r>
+        <w:rPr>
+          <w:b/>
+          <w:bCs/>
+        </w:rPr>
+        <w:t xml:space="preserve">Puebla</w:t>
+      </w:r>
+      <w:r>
+        <w:t xml:space="preserve"> (15.3%).</w:t>
+      </w:r>
+    </w:p>
+    <w:p>
+      <w:pPr>
+        <w:pStyle w:val="BodyText"/>
+      </w:pPr>
+      <w:r>
+        <w:t xml:space="preserve">En México, se cultivan mayormente los cultivares Typica, Bourbon, Caturra Rojo, Mundo Novo, Garnica y Caturra Amarillo, cuya producción promedio de frutos frescos de café (cereza) es inferior a siete sacos de café oro (menor a 2.0 t ha-1 de café cereza, equivalente a 8 qq ha-1), que son las unidades utilizadas en el comercio internacional de este producto</w:t>
+      </w:r>
+      <w:r>
+        <w:t xml:space="preserve"> </w:t>
+      </w:r>
+      <w:r>
+        <w:t xml:space="preserve">(Escamilla-Prado et al. 2021b)</w:t>
+      </w:r>
+      <w:r>
+        <w:t xml:space="preserve">.</w:t>
       </w:r>
     </w:p>
     <w:bookmarkEnd w:id="46"/>
@@ -778,7 +851,7 @@
       </w:tr>
     </w:tbl>
     <w:bookmarkEnd w:id="48"/>
-    <w:bookmarkStart w:id="61" w:name="informacion-nutricional-del-café"/>
+    <w:bookmarkStart w:id="71" w:name="información-nutricional-del-café"/>
     <w:p>
       <w:pPr>
         <w:pStyle w:val="Heading1"/>
@@ -788,7 +861,7 @@
           <w:b/>
           <w:bCs/>
         </w:rPr>
-        <w:t xml:space="preserve">Informacion nutricional del café</w:t>
+        <w:t xml:space="preserve">Información nutricional del café</w:t>
       </w:r>
     </w:p>
     <w:p>
@@ -868,14 +941,223 @@
         </w:drawing>
       </w:r>
     </w:p>
-    <w:bookmarkStart w:id="60" w:name="refs"/>
-    <w:bookmarkStart w:id="53" w:name="ref-escamilla-prado2021"/>
+    <w:p>
+      <w:pPr>
+        <w:pStyle w:val="BodyText"/>
+      </w:pPr>
+      <w:r>
+        <w:t xml:space="preserve">La cafeticultura, especialmente en regiones como América Latina, constituye una actividad socioeconómica clave que enfrenta múltiples desafíos relacionados con la sostenibilidad ambiental y la rentabilidad económica. En este contexto, aplicar el enfoque de ecoeficiencia a la producción de café resulta crucial para mejorar la competitividad del sector y mitigar los impactos negativos sobre los ecosistemas</w:t>
+      </w:r>
+      <w:r>
+        <w:t xml:space="preserve"> </w:t>
+      </w:r>
+      <w:r>
+        <w:t xml:space="preserve">(Campos Trigoso et al. 2021)</w:t>
+      </w:r>
+      <w:r>
+        <w:t xml:space="preserve">.</w:t>
+      </w:r>
+    </w:p>
+    <w:p>
+      <w:pPr>
+        <w:pStyle w:val="BodyText"/>
+      </w:pPr>
+      <w:r>
+        <w:t xml:space="preserve">Los sistemas cafetaleros enfrentan desafíos complejos que comprometen su sostenibilidad. Las plagas, como la roya del café, han reducido los rendimientos en un 50% en regiones de América Latina, incluyendo México</w:t>
+      </w:r>
+      <w:r>
+        <w:t xml:space="preserve"> </w:t>
+      </w:r>
+      <w:r>
+        <w:t xml:space="preserve">(Avelino et al. 2015)</w:t>
+      </w:r>
+      <w:r>
+        <w:t xml:space="preserve">.</w:t>
+      </w:r>
+    </w:p>
+    <w:p>
+      <w:pPr>
+        <w:pStyle w:val="BodyText"/>
+      </w:pPr>
+      <w:r>
+        <w:drawing>
+          <wp:inline>
+            <wp:extent cx="3943350" cy="2624120"/>
+            <wp:effectExtent b="0" l="0" r="0" t="0"/>
+            <wp:docPr descr="" title="" id="53" name="Picture"/>
+            <a:graphic>
+              <a:graphicData uri="http://schemas.openxmlformats.org/drawingml/2006/picture">
+                <pic:pic>
+                  <pic:nvPicPr>
+                    <pic:cNvPr descr="images/corazon%20de%20cafe.jpeg" id="54" name="Picture"/>
+                    <pic:cNvPicPr>
+                      <a:picLocks noChangeArrowheads="1" noChangeAspect="1"/>
+                    </pic:cNvPicPr>
+                  </pic:nvPicPr>
+                  <pic:blipFill>
+                    <a:blip r:embed="rId52"/>
+                    <a:stretch>
+                      <a:fillRect/>
+                    </a:stretch>
+                  </pic:blipFill>
+                  <pic:spPr bwMode="auto">
+                    <a:xfrm>
+                      <a:off x="0" y="0"/>
+                      <a:ext cx="3943350" cy="2624120"/>
+                    </a:xfrm>
+                    <a:prstGeom prst="rect">
+                      <a:avLst/>
+                    </a:prstGeom>
+                    <a:noFill/>
+                    <a:ln w="9525">
+                      <a:noFill/>
+                      <a:headEnd/>
+                      <a:tailEnd/>
+                    </a:ln>
+                  </pic:spPr>
+                </pic:pic>
+              </a:graphicData>
+            </a:graphic>
+          </wp:inline>
+        </w:drawing>
+      </w:r>
+    </w:p>
+    <w:p>
+      <w:pPr>
+        <w:pStyle w:val="BodyText"/>
+      </w:pPr>
+      <w:r>
+        <w:t xml:space="preserve">Los sistemas de cultivo de café, como el</w:t>
+      </w:r>
+      <w:r>
+        <w:t xml:space="preserve"> </w:t>
+      </w:r>
+      <w:r>
+        <w:rPr>
+          <w:i/>
+          <w:iCs/>
+        </w:rPr>
+        <w:t xml:space="preserve">Coffea arabica</w:t>
+      </w:r>
+      <w:r>
+        <w:t xml:space="preserve"> </w:t>
+      </w:r>
+      <w:r>
+        <w:t xml:space="preserve">L., requieren una gran cantidad de recursos, incluyendo agua, fertilizantes, mano de obra y energía, además de generar residuos orgánicos y emisiones de gases de efecto invernadero (GEI). De acuerdo con</w:t>
+      </w:r>
+      <w:r>
+        <w:t xml:space="preserve"> </w:t>
+      </w:r>
+      <w:r>
+        <w:t xml:space="preserve">(Garcia-Freites, Röder, and Thornley 2020)</w:t>
+      </w:r>
+      <w:r>
+        <w:t xml:space="preserve">, prácticas como el uso intensivo de agroquímicos, la deforestación para expansión de cafetales y el manejo inadecuado de residuos contribuyen significativamente a la huella ecológica del cultivo. Ante este panorama, la evaluación de la ecoeficiencia permite identificar las prácticas más sostenibles y económicamente viables.</w:t>
+      </w:r>
+    </w:p>
+    <w:bookmarkStart w:id="70" w:name="refs"/>
+    <w:bookmarkStart w:id="56" w:name="ref-avelino2015"/>
     <w:p>
       <w:pPr>
         <w:pStyle w:val="Bibliography"/>
       </w:pPr>
       <w:r>
-        <w:t xml:space="preserve">Escamilla-Prado, Esteban, Juan Á. Tinoco-Rueda, Hugo Alberto Pérez-Villatoro, Ángel de Jesús Aguilar-Calvo, Rufo Sánchez-Hernández, and Diana Ayala-Montejo. 2021.</w:t>
+        <w:t xml:space="preserve">Avelino, Jacques, Marco Cristancho, Selena Georgiou, Pablo Imbach, Lorena Aguilar, Gustavo Bornemann, Peter Läderach, Francisco Anzueto, Allan J. Hruska, and Carmen Morales. 2015.</w:t>
+      </w:r>
+      <w:r>
+        <w:t xml:space="preserve"> </w:t>
+      </w:r>
+      <w:r>
+        <w:t xml:space="preserve">“The Coffee Rust Crises in Colombia and Central America (2008</w:t>
+      </w:r>
+      <w:r>
+        <w:t xml:space="preserve">2013): Impacts, Plausible Causes and Proposed Solutions.”</w:t>
+      </w:r>
+      <w:r>
+        <w:t xml:space="preserve"> </w:t>
+      </w:r>
+      <w:r>
+        <w:rPr>
+          <w:i/>
+          <w:iCs/>
+        </w:rPr>
+        <w:t xml:space="preserve">Food Security</w:t>
+      </w:r>
+      <w:r>
+        <w:t xml:space="preserve"> </w:t>
+      </w:r>
+      <w:r>
+        <w:t xml:space="preserve">7 (2): 303–21.</w:t>
+      </w:r>
+      <w:r>
+        <w:t xml:space="preserve"> </w:t>
+      </w:r>
+      <w:hyperlink r:id="rId55">
+        <w:r>
+          <w:rPr>
+            <w:rStyle w:val="Hyperlink"/>
+          </w:rPr>
+          <w:t xml:space="preserve">https://doi.org/10.1007/s12571-015-0446-9</w:t>
+        </w:r>
+      </w:hyperlink>
+      <w:r>
+        <w:t xml:space="preserve">.</w:t>
+      </w:r>
+    </w:p>
+    <w:bookmarkEnd w:id="56"/>
+    <w:bookmarkStart w:id="58" w:name="ref-campostrigoso2021"/>
+    <w:p>
+      <w:pPr>
+        <w:pStyle w:val="Bibliography"/>
+      </w:pPr>
+      <w:r>
+        <w:t xml:space="preserve">Campos Trigoso, Jonathan-Alberto, Nilton Luis Murga Valderrama, Pablo-Alfredo Rituay Trujillo, and Ligia Magali García Rosero. 2021.</w:t>
+      </w:r>
+      <w:r>
+        <w:t xml:space="preserve"> </w:t>
+      </w:r>
+      <w:r>
+        <w:t xml:space="preserve">“Sostenibilidad del café: revisión sistemática de la literatura.”</w:t>
+      </w:r>
+      <w:r>
+        <w:t xml:space="preserve"> </w:t>
+      </w:r>
+      <w:r>
+        <w:rPr>
+          <w:i/>
+          <w:iCs/>
+        </w:rPr>
+        <w:t xml:space="preserve">Revista Venezolana de Gerencia</w:t>
+      </w:r>
+      <w:r>
+        <w:t xml:space="preserve"> </w:t>
+      </w:r>
+      <w:r>
+        <w:t xml:space="preserve">26 (95): 943–61.</w:t>
+      </w:r>
+      <w:r>
+        <w:t xml:space="preserve"> </w:t>
+      </w:r>
+      <w:hyperlink r:id="rId57">
+        <w:r>
+          <w:rPr>
+            <w:rStyle w:val="Hyperlink"/>
+          </w:rPr>
+          <w:t xml:space="preserve">https://doi.org/10.52080/rvgluz.27.95.30</w:t>
+        </w:r>
+      </w:hyperlink>
+      <w:r>
+        <w:t xml:space="preserve">.</w:t>
+      </w:r>
+    </w:p>
+    <w:bookmarkEnd w:id="58"/>
+    <w:bookmarkStart w:id="60" w:name="ref-escamilla-prado2021"/>
+    <w:p>
+      <w:pPr>
+        <w:pStyle w:val="Bibliography"/>
+      </w:pPr>
+      <w:r>
+        <w:t xml:space="preserve">Escamilla-Prado, Esteban, Juan Á. Tinoco-Rueda, Hugo Alberto Pérez-Villatoro, Ángel de Jesús Aguilar-Calvo, Rufo Sánchez-Hernández, and Diana Ayala-Montejo. 2021a.</w:t>
       </w:r>
       <w:r>
         <w:t xml:space="preserve"> </w:t>
@@ -902,7 +1184,7 @@
       <w:r>
         <w:t xml:space="preserve"> </w:t>
       </w:r>
-      <w:hyperlink r:id="rId52">
+      <w:hyperlink r:id="rId59">
         <w:r>
           <w:rPr>
             <w:rStyle w:val="Hyperlink"/>
@@ -914,8 +1196,100 @@
         <w:t xml:space="preserve">.</w:t>
       </w:r>
     </w:p>
-    <w:bookmarkEnd w:id="53"/>
-    <w:bookmarkStart w:id="55" w:name="ref-leguizamo-sotelo2024"/>
+    <w:bookmarkEnd w:id="60"/>
+    <w:bookmarkStart w:id="61" w:name="ref-escamilla-prado2021a"/>
+    <w:p>
+      <w:pPr>
+        <w:pStyle w:val="Bibliography"/>
+      </w:pPr>
+      <w:r>
+        <w:t xml:space="preserve">———. 2021b.</w:t>
+      </w:r>
+      <w:r>
+        <w:t xml:space="preserve"> </w:t>
+      </w:r>
+      <w:r>
+        <w:t xml:space="preserve">“TRANSFORMACIÓN SOCIOECOLÓGICA EN EL AGROECOSISTEMA CAFÉ AFECTADO POR ROYA EN CHIAPAS, MÉXICO.”</w:t>
+      </w:r>
+      <w:r>
+        <w:t xml:space="preserve"> </w:t>
+      </w:r>
+      <w:r>
+        <w:rPr>
+          <w:i/>
+          <w:iCs/>
+        </w:rPr>
+        <w:t xml:space="preserve">Revista Fitotecnia Mexicana</w:t>
+      </w:r>
+      <w:r>
+        <w:t xml:space="preserve"> </w:t>
+      </w:r>
+      <w:r>
+        <w:t xml:space="preserve">44 (4): 643.</w:t>
+      </w:r>
+      <w:r>
+        <w:t xml:space="preserve"> </w:t>
+      </w:r>
+      <w:hyperlink r:id="rId59">
+        <w:r>
+          <w:rPr>
+            <w:rStyle w:val="Hyperlink"/>
+          </w:rPr>
+          <w:t xml:space="preserve">https://doi.org/10.35196/rfm.2021.4.643</w:t>
+        </w:r>
+      </w:hyperlink>
+      <w:r>
+        <w:t xml:space="preserve">.</w:t>
+      </w:r>
+    </w:p>
+    <w:bookmarkEnd w:id="61"/>
+    <w:bookmarkStart w:id="63" w:name="ref-garcia-freites2020"/>
+    <w:p>
+      <w:pPr>
+        <w:pStyle w:val="Bibliography"/>
+      </w:pPr>
+      <w:r>
+        <w:t xml:space="preserve">Garcia-Freites, Samira, Mirjam Röder, and Patricia Thornley. 2020.</w:t>
+      </w:r>
+      <w:r>
+        <w:t xml:space="preserve"> </w:t>
+      </w:r>
+      <w:r>
+        <w:t xml:space="preserve">“Environmental Trade-Offs Associated with Bioenergy from Agri-Residues in Sub-Tropical Regions: A Case Study of the Colombian Coffee Sector.”</w:t>
+      </w:r>
+      <w:r>
+        <w:t xml:space="preserve"> </w:t>
+      </w:r>
+      <w:r>
+        <w:rPr>
+          <w:i/>
+          <w:iCs/>
+        </w:rPr>
+        <w:t xml:space="preserve">Biomass and Bioenergy</w:t>
+      </w:r>
+      <w:r>
+        <w:t xml:space="preserve"> </w:t>
+      </w:r>
+      <w:r>
+        <w:t xml:space="preserve">140 (September): 105581.</w:t>
+      </w:r>
+      <w:r>
+        <w:t xml:space="preserve"> </w:t>
+      </w:r>
+      <w:hyperlink r:id="rId62">
+        <w:r>
+          <w:rPr>
+            <w:rStyle w:val="Hyperlink"/>
+          </w:rPr>
+          <w:t xml:space="preserve">https://doi.org/10.1016/j.biombioe.2020.105581</w:t>
+        </w:r>
+      </w:hyperlink>
+      <w:r>
+        <w:t xml:space="preserve">.</w:t>
+      </w:r>
+    </w:p>
+    <w:bookmarkEnd w:id="63"/>
+    <w:bookmarkStart w:id="65" w:name="ref-leguizamo-sotelo2024"/>
     <w:p>
       <w:pPr>
         <w:pStyle w:val="Bibliography"/>
@@ -948,7 +1322,7 @@
       <w:r>
         <w:t xml:space="preserve"> </w:t>
       </w:r>
-      <w:hyperlink r:id="rId54">
+      <w:hyperlink r:id="rId64">
         <w:r>
           <w:rPr>
             <w:rStyle w:val="Hyperlink"/>
@@ -960,8 +1334,8 @@
         <w:t xml:space="preserve">.</w:t>
       </w:r>
     </w:p>
-    <w:bookmarkEnd w:id="55"/>
-    <w:bookmarkStart w:id="57" w:name="ref-informe2017"/>
+    <w:bookmarkEnd w:id="65"/>
+    <w:bookmarkStart w:id="67" w:name="ref-informe2017"/>
     <w:p>
       <w:pPr>
         <w:pStyle w:val="Bibliography"/>
@@ -978,7 +1352,7 @@
       <w:r>
         <w:t xml:space="preserve"> </w:t>
       </w:r>
-      <w:hyperlink r:id="rId56">
+      <w:hyperlink r:id="rId66">
         <w:r>
           <w:rPr>
             <w:rStyle w:val="Hyperlink"/>
@@ -990,8 +1364,8 @@
         <w:t xml:space="preserve">.</w:t>
       </w:r>
     </w:p>
-    <w:bookmarkEnd w:id="57"/>
-    <w:bookmarkStart w:id="59" w:name="ref-paradamolina2020"/>
+    <w:bookmarkEnd w:id="67"/>
+    <w:bookmarkStart w:id="69" w:name="ref-paradamolina2020"/>
     <w:p>
       <w:pPr>
         <w:pStyle w:val="Bibliography"/>
@@ -1024,7 +1398,7 @@
       <w:r>
         <w:t xml:space="preserve"> </w:t>
       </w:r>
-      <w:hyperlink r:id="rId58">
+      <w:hyperlink r:id="rId68">
         <w:r>
           <w:rPr>
             <w:rStyle w:val="Hyperlink"/>
@@ -1036,9 +1410,9 @@
         <w:t xml:space="preserve">.</w:t>
       </w:r>
     </w:p>
-    <w:bookmarkEnd w:id="59"/>
-    <w:bookmarkEnd w:id="60"/>
-    <w:bookmarkEnd w:id="61"/>
+    <w:bookmarkEnd w:id="69"/>
+    <w:bookmarkEnd w:id="70"/>
+    <w:bookmarkEnd w:id="71"/>
     <w:sectPr/>
   </w:body>
 </w:document>
